--- a/economy-premises-and-conditions-to-invest-in-the-stock-market/premises-and-conditions-to-invest-in-the-stock-market.docx
+++ b/economy-premises-and-conditions-to-invest-in-the-stock-market/premises-and-conditions-to-invest-in-the-stock-market.docx
@@ -19,60 +19,51 @@
           <w:szCs w:val="72"/>
           <w:lang w:val="en-US"/>
         </w:rPr>
-        <w:t>Premises and Conditions to invest in t</w:t>
-      </w:r>
+        <w:t>Premises and Conditions to invest in the Stock Market</w:t>
+      </w:r>
+    </w:p>
+    <w:p>
+      <w:pPr>
+        <w:rPr>
+          <w:rFonts w:ascii="Franklin Gothic Medium" w:hAnsi="Franklin Gothic Medium"/>
+          <w:sz w:val="32"/>
+          <w:szCs w:val="32"/>
+          <w:lang w:val="en-US"/>
+        </w:rPr>
+      </w:pPr>
+    </w:p>
+    <w:p>
+      <w:pPr>
+        <w:rPr>
+          <w:rFonts w:ascii="Franklin Gothic Medium" w:hAnsi="Franklin Gothic Medium"/>
+          <w:b/>
+          <w:sz w:val="32"/>
+          <w:szCs w:val="32"/>
+          <w:lang w:val="en-US"/>
+        </w:rPr>
+      </w:pPr>
+      <w:r>
+        <w:rPr>
+          <w:rFonts w:ascii="Franklin Gothic Medium" w:hAnsi="Franklin Gothic Medium"/>
+          <w:b/>
+          <w:sz w:val="32"/>
+          <w:szCs w:val="32"/>
+          <w:lang w:val="en-US"/>
+        </w:rPr>
+        <w:t>References and annotations</w:t>
+      </w:r>
+    </w:p>
+    <w:p>
+      <w:pPr>
+        <w:rPr>
+          <w:rFonts w:ascii="Franklin Gothic Medium" w:hAnsi="Franklin Gothic Medium"/>
+          <w:sz w:val="32"/>
+          <w:szCs w:val="32"/>
+          <w:lang w:val="en-US"/>
+        </w:rPr>
+      </w:pPr>
       <w:bookmarkStart w:id="0" w:name="_GoBack"/>
       <w:bookmarkEnd w:id="0"/>
-      <w:r>
-        <w:rPr>
-          <w:rStyle w:val="Strong"/>
-          <w:sz w:val="72"/>
-          <w:szCs w:val="72"/>
-          <w:lang w:val="en-US"/>
-        </w:rPr>
-        <w:t>he Stock Market</w:t>
-      </w:r>
-    </w:p>
-    <w:p>
-      <w:pPr>
-        <w:rPr>
-          <w:rFonts w:ascii="Franklin Gothic Medium" w:hAnsi="Franklin Gothic Medium"/>
-          <w:sz w:val="32"/>
-          <w:szCs w:val="32"/>
-          <w:lang w:val="en-US"/>
-        </w:rPr>
-      </w:pPr>
-    </w:p>
-    <w:p>
-      <w:pPr>
-        <w:rPr>
-          <w:rFonts w:ascii="Franklin Gothic Medium" w:hAnsi="Franklin Gothic Medium"/>
-          <w:b/>
-          <w:sz w:val="32"/>
-          <w:szCs w:val="32"/>
-          <w:lang w:val="en-US"/>
-        </w:rPr>
-      </w:pPr>
-      <w:r>
-        <w:rPr>
-          <w:rFonts w:ascii="Franklin Gothic Medium" w:hAnsi="Franklin Gothic Medium"/>
-          <w:b/>
-          <w:sz w:val="32"/>
-          <w:szCs w:val="32"/>
-          <w:lang w:val="en-US"/>
-        </w:rPr>
-        <w:t>References and annotations</w:t>
-      </w:r>
-    </w:p>
-    <w:p>
-      <w:pPr>
-        <w:rPr>
-          <w:rFonts w:ascii="Franklin Gothic Medium" w:hAnsi="Franklin Gothic Medium"/>
-          <w:sz w:val="32"/>
-          <w:szCs w:val="32"/>
-          <w:lang w:val="en-US"/>
-        </w:rPr>
-      </w:pPr>
     </w:p>
     <w:p>
       <w:pPr>
@@ -81,7 +72,7 @@
           <w:ilvl w:val="0"/>
           <w:numId w:val="3"/>
         </w:numPr>
-        <w:spacing w:line="360" w:lineRule="auto"/>
+        <w:spacing w:line="580" w:lineRule="exact"/>
         <w:ind w:left="714" w:hanging="357"/>
         <w:rPr>
           <w:rFonts w:ascii="Franklin Gothic Medium" w:hAnsi="Franklin Gothic Medium"/>
@@ -116,7 +107,7 @@
           <w:ilvl w:val="0"/>
           <w:numId w:val="3"/>
         </w:numPr>
-        <w:spacing w:line="360" w:lineRule="auto"/>
+        <w:spacing w:line="580" w:lineRule="exact"/>
         <w:ind w:left="714" w:hanging="357"/>
         <w:rPr>
           <w:rFonts w:ascii="Franklin Gothic Medium" w:hAnsi="Franklin Gothic Medium"/>
@@ -151,7 +142,7 @@
           <w:ilvl w:val="0"/>
           <w:numId w:val="3"/>
         </w:numPr>
-        <w:spacing w:line="360" w:lineRule="auto"/>
+        <w:spacing w:line="580" w:lineRule="exact"/>
         <w:ind w:left="714" w:hanging="357"/>
         <w:rPr>
           <w:rFonts w:ascii="Franklin Gothic Medium" w:hAnsi="Franklin Gothic Medium"/>
@@ -204,7 +195,7 @@
           <w:ilvl w:val="0"/>
           <w:numId w:val="3"/>
         </w:numPr>
-        <w:spacing w:line="360" w:lineRule="auto"/>
+        <w:spacing w:line="580" w:lineRule="exact"/>
         <w:ind w:left="714" w:hanging="357"/>
         <w:rPr>
           <w:rFonts w:ascii="Franklin Gothic Medium" w:hAnsi="Franklin Gothic Medium"/>
@@ -248,7 +239,7 @@
           <w:ilvl w:val="0"/>
           <w:numId w:val="3"/>
         </w:numPr>
-        <w:spacing w:line="360" w:lineRule="auto"/>
+        <w:spacing w:line="580" w:lineRule="exact"/>
         <w:ind w:left="714" w:hanging="357"/>
         <w:rPr>
           <w:rFonts w:ascii="Franklin Gothic Medium" w:hAnsi="Franklin Gothic Medium"/>
@@ -292,7 +283,7 @@
           <w:ilvl w:val="0"/>
           <w:numId w:val="3"/>
         </w:numPr>
-        <w:spacing w:line="360" w:lineRule="auto"/>
+        <w:spacing w:line="580" w:lineRule="exact"/>
         <w:ind w:left="714" w:hanging="357"/>
         <w:rPr>
           <w:rFonts w:ascii="Franklin Gothic Medium" w:hAnsi="Franklin Gothic Medium"/>
@@ -318,7 +309,7 @@
           <w:ilvl w:val="0"/>
           <w:numId w:val="3"/>
         </w:numPr>
-        <w:spacing w:line="360" w:lineRule="auto"/>
+        <w:spacing w:line="580" w:lineRule="exact"/>
         <w:ind w:left="714" w:hanging="357"/>
         <w:rPr>
           <w:rFonts w:ascii="Franklin Gothic Medium" w:hAnsi="Franklin Gothic Medium"/>
@@ -334,7 +325,25 @@
           <w:szCs w:val="32"/>
           <w:lang w:val="en-US"/>
         </w:rPr>
-        <w:t>It is possible to start our first investments using $10,000 ARS as minimum.</w:t>
+        <w:t>It is possible to start our first investments using $10</w:t>
+      </w:r>
+      <w:r>
+        <w:rPr>
+          <w:rFonts w:ascii="Franklin Gothic Medium" w:hAnsi="Franklin Gothic Medium"/>
+          <w:sz w:val="32"/>
+          <w:szCs w:val="32"/>
+          <w:lang w:val="en-US"/>
+        </w:rPr>
+        <w:t xml:space="preserve"> USD</w:t>
+      </w:r>
+      <w:r>
+        <w:rPr>
+          <w:rFonts w:ascii="Franklin Gothic Medium" w:hAnsi="Franklin Gothic Medium"/>
+          <w:sz w:val="32"/>
+          <w:szCs w:val="32"/>
+          <w:lang w:val="en-US"/>
+        </w:rPr>
+        <w:t xml:space="preserve"> as minimum.</w:t>
       </w:r>
     </w:p>
     <w:p>
@@ -344,7 +353,7 @@
           <w:ilvl w:val="0"/>
           <w:numId w:val="3"/>
         </w:numPr>
-        <w:spacing w:line="360" w:lineRule="auto"/>
+        <w:spacing w:line="580" w:lineRule="exact"/>
         <w:ind w:left="714" w:hanging="357"/>
         <w:rPr>
           <w:rFonts w:ascii="Franklin Gothic Medium" w:hAnsi="Franklin Gothic Medium"/>
@@ -465,7 +474,6 @@
           <w:szCs w:val="32"/>
           <w:lang w:val="en-US"/>
         </w:rPr>
-        <w:lastRenderedPageBreak/>
         <w:t>When would it be the right moment to sell and avoid a wrong investment?</w:t>
       </w:r>
     </w:p>
@@ -753,6 +761,7 @@
           <w:szCs w:val="32"/>
           <w:lang w:val="en-US"/>
         </w:rPr>
+        <w:lastRenderedPageBreak/>
         <w:t>If the action value was previously going upwards and the Stock Market suddenly closed where such action value decreased, then these possible situations may occur.</w:t>
       </w:r>
     </w:p>
@@ -1048,7 +1057,6 @@
           <w:szCs w:val="32"/>
           <w:lang w:val="en-US"/>
         </w:rPr>
-        <w:lastRenderedPageBreak/>
         <w:t>In case, “</w:t>
       </w:r>
       <w:r>
